--- a/templates/office/Phase1_하도급사전승인_신청서.docx
+++ b/templates/office/Phase1_하도급사전승인_신청서.docx
@@ -3,77 +3,72 @@
 <w:document xmlns:wpc="http://schemas.microsoft.com/office/word/2010/wordprocessingCanvas" xmlns:mo="http://schemas.microsoft.com/office/mac/office/2008/main" xmlns:mc="http://schemas.openxmlformats.org/markup-compatibility/2006" xmlns:mv="urn:schemas-microsoft-com:mac:vml" xmlns:o="urn:schemas-microsoft-com:office:office" xmlns:r="http://schemas.openxmlformats.org/officeDocument/2006/relationships" xmlns:m="http://schemas.openxmlformats.org/officeDocument/2006/math" xmlns:v="urn:schemas-microsoft-com:vml" xmlns:wp14="http://schemas.microsoft.com/office/word/2010/wordprocessingDrawing" xmlns:wp="http://schemas.openxmlformats.org/drawingml/2006/wordprocessingDrawing" xmlns:w10="urn:schemas-microsoft-com:office:word" xmlns:w="http://schemas.openxmlformats.org/wordprocessingml/2006/main" xmlns:w14="http://schemas.microsoft.com/office/word/2010/wordml" xmlns:wpg="http://schemas.microsoft.com/office/word/2010/wordprocessingGroup" xmlns:wpi="http://schemas.microsoft.com/office/word/2010/wordprocessingInk" xmlns:wne="http://schemas.microsoft.com/office/word/2006/wordml" xmlns:wps="http://schemas.microsoft.com/office/word/2010/wordprocessingShape" mc:Ignorable="w14 wp14">
   <w:body>
     <w:p>
-      <w:pPr>
-        <w:jc w:val="center"/>
-      </w:pPr>
       <w:r>
         <w:rPr>
-          <w:rFonts w:ascii="Malgun Gothic" w:hAnsi="Malgun Gothic"/>
+          <w:rFonts w:ascii="맑은 고딕" w:hAnsi="맑은 고딕" w:eastAsia="맑은 고딕"/>
           <w:b/>
-          <w:color w:val="1E293B"/>
+          <w:color w:val="2563EB"/>
+          <w:sz w:val="17"/>
+        </w:rPr>
+        <w:t>[엠파시 엔터프라이즈 표준 사업관리 서식] 문서번호: EMP-DOC-P1-04-SUB | 사업명: 한빛글로벌 SyncGuard AI 시스템 구축</w:t>
+      </w:r>
+    </w:p>
+    <w:p>
+      <w:r>
+        <w:rPr>
+          <w:rFonts w:ascii="맑은 고딕" w:hAnsi="맑은 고딕" w:eastAsia="맑은 고딕"/>
+          <w:b/>
+          <w:color w:val="0F172A"/>
           <w:sz w:val="36"/>
         </w:rPr>
         <w:t>소프트웨어사업 하도급 사전승인 신청서</w:t>
       </w:r>
     </w:p>
     <w:p>
-      <w:pPr>
-        <w:jc w:val="center"/>
-      </w:pPr>
       <w:r>
         <w:rPr>
-          <w:rFonts w:ascii="Malgun Gothic" w:hAnsi="Malgun Gothic"/>
-          <w:color w:val="64748B"/>
+          <w:rFonts w:ascii="맑은 고딕" w:hAnsi="맑은 고딕" w:eastAsia="맑은 고딕"/>
+          <w:b w:val="0"/>
+          <w:color w:val="475569"/>
           <w:sz w:val="21"/>
         </w:rPr>
-        <w:t>소프트웨어 진흥법 제51조 준수 및 재하도급 전면 금지 확약</w:t>
-      </w:r>
-    </w:p>
-    <w:p/>
-    <w:p>
-      <w:pPr>
-        <w:spacing w:before="160" w:after="80"/>
-      </w:pPr>
-      <w:r>
-        <w:rPr>
-          <w:rFonts w:ascii="Malgun Gothic" w:hAnsi="Malgun Gothic"/>
-          <w:b/>
-          <w:color w:val="2563EB"/>
-          <w:sz w:val="26"/>
-        </w:rPr>
-        <w:t>1. 하도급 대상 업체 현황</w:t>
+        <w:t>소프트웨어 진흥법 제51조 준수, 기간계 데이터 연계 전문 협력사 하도급 승인 신청 및 재하도급 금지 확약</w:t>
       </w:r>
     </w:p>
     <w:tbl>
       <w:tblPr>
+        <w:tblStyle w:val="TableGrid"/>
         <w:tblW w:type="auto" w:w="0"/>
         <w:jc w:val="center"/>
-        <w:tblLayout w:type="autofit"/>
         <w:tblLook w:firstColumn="1" w:firstRow="1" w:lastColumn="0" w:lastRow="0" w:noHBand="0" w:noVBand="1" w:val="04A0"/>
       </w:tblPr>
       <w:tblGrid>
-        <w:gridCol w:w="4680"/>
-        <w:gridCol w:w="4680"/>
+        <w:gridCol w:w="4896"/>
+        <w:gridCol w:w="4896"/>
       </w:tblGrid>
       <w:tr>
         <w:tc>
           <w:tcPr>
-            <w:tcW w:type="dxa" w:w="4680"/>
+            <w:tcW w:type="dxa" w:w="4896"/>
+            <w:shd w:fill="1B365D"/>
             <w:tcMar>
-              <w:top w:w="100" w:type="dxa"/>
-              <w:bottom w:w="100" w:type="dxa"/>
-              <w:left w:w="130" w:type="dxa"/>
-              <w:right w:w="130" w:type="dxa"/>
+              <w:top w:w="110" w:type="dxa"/>
+              <w:bottom w:w="110" w:type="dxa"/>
+              <w:left w:w="140" w:type="dxa"/>
+              <w:right w:w="140" w:type="dxa"/>
             </w:tcMar>
-            <w:shd w:fill="1E293B"/>
           </w:tcPr>
           <w:p>
+            <w:pPr>
+              <w:jc w:val="center"/>
+            </w:pPr>
+            <w:r/>
             <w:r>
               <w:rPr>
-                <w:rFonts w:ascii="Malgun Gothic" w:hAnsi="Malgun Gothic"/>
+                <w:rFonts w:ascii="맑은 고딕" w:hAnsi="맑은 고딕" w:eastAsia="맑은 고딕"/>
                 <w:b/>
                 <w:color w:val="FFFFFF"/>
-                <w:sz w:val="18"/>
+                <w:sz w:val="19"/>
               </w:rPr>
               <w:t>구분</w:t>
             </w:r>
@@ -81,24 +76,28 @@
         </w:tc>
         <w:tc>
           <w:tcPr>
-            <w:tcW w:type="dxa" w:w="4680"/>
+            <w:tcW w:type="dxa" w:w="4896"/>
+            <w:shd w:fill="1B365D"/>
             <w:tcMar>
-              <w:top w:w="100" w:type="dxa"/>
-              <w:bottom w:w="100" w:type="dxa"/>
-              <w:left w:w="130" w:type="dxa"/>
-              <w:right w:w="130" w:type="dxa"/>
+              <w:top w:w="110" w:type="dxa"/>
+              <w:bottom w:w="110" w:type="dxa"/>
+              <w:left w:w="140" w:type="dxa"/>
+              <w:right w:w="140" w:type="dxa"/>
             </w:tcMar>
-            <w:shd w:fill="1E293B"/>
           </w:tcPr>
           <w:p>
+            <w:pPr>
+              <w:jc w:val="center"/>
+            </w:pPr>
+            <w:r/>
             <w:r>
               <w:rPr>
-                <w:rFonts w:ascii="Malgun Gothic" w:hAnsi="Malgun Gothic"/>
+                <w:rFonts w:ascii="맑은 고딕" w:hAnsi="맑은 고딕" w:eastAsia="맑은 고딕"/>
                 <w:b/>
                 <w:color w:val="FFFFFF"/>
-                <w:sz w:val="18"/>
+                <w:sz w:val="19"/>
               </w:rPr>
-              <w:t>내용</w:t>
+              <w:t>상세 내용</w:t>
             </w:r>
           </w:p>
         </w:tc>
@@ -106,45 +105,49 @@
       <w:tr>
         <w:tc>
           <w:tcPr>
-            <w:tcW w:type="dxa" w:w="4680"/>
+            <w:tcW w:type="dxa" w:w="4896"/>
+            <w:shd w:fill="EFF6FF"/>
             <w:tcMar>
-              <w:top w:w="100" w:type="dxa"/>
-              <w:bottom w:w="100" w:type="dxa"/>
-              <w:left w:w="130" w:type="dxa"/>
-              <w:right w:w="130" w:type="dxa"/>
+              <w:top w:w="90" w:type="dxa"/>
+              <w:bottom w:w="90" w:type="dxa"/>
+              <w:left w:w="140" w:type="dxa"/>
+              <w:right w:w="140" w:type="dxa"/>
             </w:tcMar>
-            <w:shd w:fill="F8FAFC"/>
           </w:tcPr>
           <w:p>
+            <w:r/>
             <w:r>
               <w:rPr>
-                <w:rFonts w:ascii="Malgun Gothic" w:hAnsi="Malgun Gothic"/>
-                <w:color w:val="334155"/>
-                <w:sz w:val="18"/>
+                <w:rFonts w:ascii="맑은 고딕" w:hAnsi="맑은 고딕" w:eastAsia="맑은 고딕"/>
+                <w:b/>
+                <w:color w:val="1E293B"/>
+                <w:sz w:val="19"/>
               </w:rPr>
-              <w:t>하도급 상호명</w:t>
+              <w:t>상위 원도급 사업명</w:t>
             </w:r>
           </w:p>
         </w:tc>
         <w:tc>
           <w:tcPr>
-            <w:tcW w:type="dxa" w:w="4680"/>
+            <w:tcW w:type="dxa" w:w="4896"/>
+            <w:shd w:fill="FFFFFF"/>
             <w:tcMar>
-              <w:top w:w="100" w:type="dxa"/>
-              <w:bottom w:w="100" w:type="dxa"/>
-              <w:left w:w="130" w:type="dxa"/>
-              <w:right w:w="130" w:type="dxa"/>
+              <w:top w:w="90" w:type="dxa"/>
+              <w:bottom w:w="90" w:type="dxa"/>
+              <w:left w:w="140" w:type="dxa"/>
+              <w:right w:w="140" w:type="dxa"/>
             </w:tcMar>
-            <w:shd w:fill="F8FAFC"/>
           </w:tcPr>
           <w:p>
+            <w:r/>
             <w:r>
               <w:rPr>
-                <w:rFonts w:ascii="Malgun Gothic" w:hAnsi="Malgun Gothic"/>
-                <w:color w:val="334155"/>
-                <w:sz w:val="18"/>
+                <w:rFonts w:ascii="맑은 고딕" w:hAnsi="맑은 고딕" w:eastAsia="맑은 고딕"/>
+                <w:b w:val="0"/>
+                <w:color w:val="1E293B"/>
+                <w:sz w:val="19"/>
               </w:rPr>
-              <w:t>주식회사 [협력업체명] (사업자번호:               )</w:t>
+              <w:t>SyncGuard AI — 엔터프라이즈 AI 콘텐츠·규제 심의 자동화 시스템 구축 사업</w:t>
             </w:r>
           </w:p>
         </w:tc>
@@ -152,45 +155,49 @@
       <w:tr>
         <w:tc>
           <w:tcPr>
-            <w:tcW w:type="dxa" w:w="4680"/>
+            <w:tcW w:type="dxa" w:w="4896"/>
+            <w:shd w:fill="EFF6FF"/>
             <w:tcMar>
-              <w:top w:w="100" w:type="dxa"/>
-              <w:bottom w:w="100" w:type="dxa"/>
-              <w:left w:w="130" w:type="dxa"/>
-              <w:right w:w="130" w:type="dxa"/>
+              <w:top w:w="90" w:type="dxa"/>
+              <w:bottom w:w="90" w:type="dxa"/>
+              <w:left w:w="140" w:type="dxa"/>
+              <w:right w:w="140" w:type="dxa"/>
             </w:tcMar>
-            <w:shd w:fill="FFFFFF"/>
           </w:tcPr>
           <w:p>
+            <w:r/>
             <w:r>
               <w:rPr>
-                <w:rFonts w:ascii="Malgun Gothic" w:hAnsi="Malgun Gothic"/>
-                <w:color w:val="334155"/>
-                <w:sz w:val="18"/>
+                <w:rFonts w:ascii="맑은 고딕" w:hAnsi="맑은 고딕" w:eastAsia="맑은 고딕"/>
+                <w:b/>
+                <w:color w:val="1E293B"/>
+                <w:sz w:val="19"/>
               </w:rPr>
-              <w:t>대표자 성명</w:t>
+              <w:t>원도급자 (신청인)</w:t>
             </w:r>
           </w:p>
         </w:tc>
         <w:tc>
           <w:tcPr>
-            <w:tcW w:type="dxa" w:w="4680"/>
+            <w:tcW w:type="dxa" w:w="4896"/>
+            <w:shd w:fill="F8FAFC"/>
             <w:tcMar>
-              <w:top w:w="100" w:type="dxa"/>
-              <w:bottom w:w="100" w:type="dxa"/>
-              <w:left w:w="130" w:type="dxa"/>
-              <w:right w:w="130" w:type="dxa"/>
+              <w:top w:w="90" w:type="dxa"/>
+              <w:bottom w:w="90" w:type="dxa"/>
+              <w:left w:w="140" w:type="dxa"/>
+              <w:right w:w="140" w:type="dxa"/>
             </w:tcMar>
-            <w:shd w:fill="FFFFFF"/>
           </w:tcPr>
           <w:p>
+            <w:r/>
             <w:r>
               <w:rPr>
-                <w:rFonts w:ascii="Malgun Gothic" w:hAnsi="Malgun Gothic"/>
-                <w:color w:val="334155"/>
-                <w:sz w:val="18"/>
+                <w:rFonts w:ascii="맑은 고딕" w:hAnsi="맑은 고딕" w:eastAsia="맑은 고딕"/>
+                <w:b w:val="0"/>
+                <w:color w:val="1E293B"/>
+                <w:sz w:val="19"/>
               </w:rPr>
-              <w:t>[           ] (기업 규모: 중소기업)</w:t>
+              <w:t>주식회사 엠파시 (대표이사 김창석)</w:t>
             </w:r>
           </w:p>
         </w:tc>
@@ -198,21 +205,73 @@
       <w:tr>
         <w:tc>
           <w:tcPr>
-            <w:tcW w:type="dxa" w:w="4680"/>
+            <w:tcW w:type="dxa" w:w="4896"/>
+            <w:shd w:fill="EFF6FF"/>
             <w:tcMar>
-              <w:top w:w="100" w:type="dxa"/>
-              <w:bottom w:w="100" w:type="dxa"/>
-              <w:left w:w="130" w:type="dxa"/>
-              <w:right w:w="130" w:type="dxa"/>
+              <w:top w:w="90" w:type="dxa"/>
+              <w:bottom w:w="90" w:type="dxa"/>
+              <w:left w:w="140" w:type="dxa"/>
+              <w:right w:w="140" w:type="dxa"/>
             </w:tcMar>
-            <w:shd w:fill="F8FAFC"/>
           </w:tcPr>
           <w:p>
+            <w:r/>
             <w:r>
               <w:rPr>
-                <w:rFonts w:ascii="Malgun Gothic" w:hAnsi="Malgun Gothic"/>
-                <w:color w:val="334155"/>
-                <w:sz w:val="18"/>
+                <w:rFonts w:ascii="맑은 고딕" w:hAnsi="맑은 고딕" w:eastAsia="맑은 고딕"/>
+                <w:b/>
+                <w:color w:val="1E293B"/>
+                <w:sz w:val="19"/>
+              </w:rPr>
+              <w:t>하수급 예정 법인</w:t>
+            </w:r>
+          </w:p>
+        </w:tc>
+        <w:tc>
+          <w:tcPr>
+            <w:tcW w:type="dxa" w:w="4896"/>
+            <w:shd w:fill="FFFFFF"/>
+            <w:tcMar>
+              <w:top w:w="90" w:type="dxa"/>
+              <w:bottom w:w="90" w:type="dxa"/>
+              <w:left w:w="140" w:type="dxa"/>
+              <w:right w:w="140" w:type="dxa"/>
+            </w:tcMar>
+          </w:tcPr>
+          <w:p>
+            <w:r/>
+            <w:r>
+              <w:rPr>
+                <w:rFonts w:ascii="맑은 고딕" w:hAnsi="맑은 고딕" w:eastAsia="맑은 고딕"/>
+                <w:b w:val="0"/>
+                <w:color w:val="1E293B"/>
+                <w:sz w:val="19"/>
+              </w:rPr>
+              <w:t>주식회사 데이터브릿지 (대표이사 백승호, 사업자번호: 214-88-39201, 중소기업)</w:t>
+            </w:r>
+          </w:p>
+        </w:tc>
+      </w:tr>
+      <w:tr>
+        <w:tc>
+          <w:tcPr>
+            <w:tcW w:type="dxa" w:w="4896"/>
+            <w:shd w:fill="EFF6FF"/>
+            <w:tcMar>
+              <w:top w:w="90" w:type="dxa"/>
+              <w:bottom w:w="90" w:type="dxa"/>
+              <w:left w:w="140" w:type="dxa"/>
+              <w:right w:w="140" w:type="dxa"/>
+            </w:tcMar>
+          </w:tcPr>
+          <w:p>
+            <w:r/>
+            <w:r>
+              <w:rPr>
+                <w:rFonts w:ascii="맑은 고딕" w:hAnsi="맑은 고딕" w:eastAsia="맑은 고딕"/>
+                <w:b/>
+                <w:color w:val="1E293B"/>
+                <w:sz w:val="19"/>
               </w:rPr>
               <w:t>하도급 과업명</w:t>
             </w:r>
@@ -220,23 +279,25 @@
         </w:tc>
         <w:tc>
           <w:tcPr>
-            <w:tcW w:type="dxa" w:w="4680"/>
+            <w:tcW w:type="dxa" w:w="4896"/>
+            <w:shd w:fill="F8FAFC"/>
             <w:tcMar>
-              <w:top w:w="100" w:type="dxa"/>
-              <w:bottom w:w="100" w:type="dxa"/>
-              <w:left w:w="130" w:type="dxa"/>
-              <w:right w:w="130" w:type="dxa"/>
+              <w:top w:w="90" w:type="dxa"/>
+              <w:bottom w:w="90" w:type="dxa"/>
+              <w:left w:w="140" w:type="dxa"/>
+              <w:right w:w="140" w:type="dxa"/>
             </w:tcMar>
-            <w:shd w:fill="F8FAFC"/>
           </w:tcPr>
           <w:p>
+            <w:r/>
             <w:r>
               <w:rPr>
-                <w:rFonts w:ascii="Malgun Gothic" w:hAnsi="Malgun Gothic"/>
-                <w:color w:val="334155"/>
-                <w:sz w:val="18"/>
+                <w:rFonts w:ascii="맑은 고딕" w:hAnsi="맑은 고딕" w:eastAsia="맑은 고딕"/>
+                <w:b w:val="0"/>
+                <w:color w:val="1E293B"/>
+                <w:sz w:val="19"/>
               </w:rPr>
-              <w:t>[예: 대외계 인터페이스 어댑터 개발 및 데이터 정제]</w:t>
+              <w:t>한빛글로벌 기간계(ProductLab·MarketingHub·HB-SSO) 연계 어댑터 및 일배치 동기화 모듈 개발</w:t>
             </w:r>
           </w:p>
         </w:tc>
@@ -244,45 +305,235 @@
       <w:tr>
         <w:tc>
           <w:tcPr>
-            <w:tcW w:type="dxa" w:w="4680"/>
+            <w:tcW w:type="dxa" w:w="4896"/>
+            <w:shd w:fill="EFF6FF"/>
             <w:tcMar>
-              <w:top w:w="100" w:type="dxa"/>
-              <w:bottom w:w="100" w:type="dxa"/>
-              <w:left w:w="130" w:type="dxa"/>
-              <w:right w:w="130" w:type="dxa"/>
+              <w:top w:w="90" w:type="dxa"/>
+              <w:bottom w:w="90" w:type="dxa"/>
+              <w:left w:w="140" w:type="dxa"/>
+              <w:right w:w="140" w:type="dxa"/>
             </w:tcMar>
-            <w:shd w:fill="FFFFFF"/>
           </w:tcPr>
           <w:p>
+            <w:r/>
             <w:r>
               <w:rPr>
-                <w:rFonts w:ascii="Malgun Gothic" w:hAnsi="Malgun Gothic"/>
-                <w:color w:val="334155"/>
-                <w:sz w:val="18"/>
+                <w:rFonts w:ascii="맑은 고딕" w:hAnsi="맑은 고딕" w:eastAsia="맑은 고딕"/>
+                <w:b/>
+                <w:color w:val="1E293B"/>
+                <w:sz w:val="19"/>
               </w:rPr>
-              <w:t>하도급 계약 기간</w:t>
+              <w:t>하도급 계약 금액</w:t>
             </w:r>
           </w:p>
         </w:tc>
         <w:tc>
           <w:tcPr>
-            <w:tcW w:type="dxa" w:w="4680"/>
+            <w:tcW w:type="dxa" w:w="4896"/>
+            <w:shd w:fill="FFFFFF"/>
             <w:tcMar>
-              <w:top w:w="100" w:type="dxa"/>
-              <w:bottom w:w="100" w:type="dxa"/>
-              <w:left w:w="130" w:type="dxa"/>
-              <w:right w:w="130" w:type="dxa"/>
+              <w:top w:w="90" w:type="dxa"/>
+              <w:bottom w:w="90" w:type="dxa"/>
+              <w:left w:w="140" w:type="dxa"/>
+              <w:right w:w="140" w:type="dxa"/>
             </w:tcMar>
-            <w:shd w:fill="FFFFFF"/>
           </w:tcPr>
           <w:p>
+            <w:r/>
             <w:r>
               <w:rPr>
-                <w:rFonts w:ascii="Malgun Gothic" w:hAnsi="Malgun Gothic"/>
-                <w:color w:val="334155"/>
-                <w:sz w:val="18"/>
+                <w:rFonts w:ascii="맑은 고딕" w:hAnsi="맑은 고딕" w:eastAsia="맑은 고딕"/>
+                <w:b w:val="0"/>
+                <w:color w:val="1E293B"/>
+                <w:sz w:val="19"/>
               </w:rPr>
-              <w:t>202 년  월  일 ~ 202 년  월  일</w:t>
+              <w:t>일금 육천만원정 (₩60,000,000, 원도급 금액 ₩450,000,000 대비 13.3% — 법정 50% 이내 준수)</w:t>
+            </w:r>
+          </w:p>
+        </w:tc>
+      </w:tr>
+    </w:tbl>
+    <w:p/>
+    <w:p>
+      <w:r>
+        <w:rPr>
+          <w:rFonts w:ascii="맑은 고딕" w:hAnsi="맑은 고딕" w:eastAsia="맑은 고딕"/>
+          <w:b/>
+          <w:color w:val="1B365D"/>
+          <w:sz w:val="25"/>
+        </w:rPr>
+        <w:t>1. 하도급 필요성 및 전문성 검토</w:t>
+      </w:r>
+    </w:p>
+    <w:p>
+      <w:r>
+        <w:rPr>
+          <w:rFonts w:ascii="맑은 고딕" w:hAnsi="맑은 고딕" w:eastAsia="맑은 고딕"/>
+          <w:b w:val="0"/>
+          <w:color w:val="1E293B"/>
+          <w:sz w:val="20"/>
+        </w:rPr>
+        <w:t>하수급 예정 업체인 주식회사 데이터브릿지는 한빛글로벌 사내 기간계 시스템(프로덕트랩 및 마케팅허브)의 레거시 스키마 및 인터페이스 구축 경험을 보유한 데이터 연계 전문 기업으로, 기간계 일배치 동기화 및 SSO 연동 품질을 조기에 확보하기 위하여 전문 영역을 분할 도급하고자 합니다.</w:t>
+      </w:r>
+    </w:p>
+    <w:p>
+      <w:r>
+        <w:rPr>
+          <w:rFonts w:ascii="맑은 고딕" w:hAnsi="맑은 고딕" w:eastAsia="맑은 고딕"/>
+          <w:b/>
+          <w:color w:val="1B365D"/>
+          <w:sz w:val="25"/>
+        </w:rPr>
+        <w:t>2. 하도급 과업 범위 및 대금 지급 보증 계획</w:t>
+      </w:r>
+    </w:p>
+    <w:tbl>
+      <w:tblPr>
+        <w:tblStyle w:val="TableGrid"/>
+        <w:tblW w:type="auto" w:w="0"/>
+        <w:jc w:val="center"/>
+        <w:tblLook w:firstColumn="1" w:firstRow="1" w:lastColumn="0" w:lastRow="0" w:noHBand="0" w:noVBand="1" w:val="04A0"/>
+      </w:tblPr>
+      <w:tblGrid>
+        <w:gridCol w:w="1958"/>
+        <w:gridCol w:w="1958"/>
+        <w:gridCol w:w="1958"/>
+        <w:gridCol w:w="1958"/>
+        <w:gridCol w:w="1958"/>
+      </w:tblGrid>
+      <w:tr>
+        <w:tc>
+          <w:tcPr>
+            <w:tcW w:type="dxa" w:w="1958"/>
+            <w:shd w:fill="1B365D"/>
+            <w:tcMar>
+              <w:top w:w="110" w:type="dxa"/>
+              <w:bottom w:w="110" w:type="dxa"/>
+              <w:left w:w="140" w:type="dxa"/>
+              <w:right w:w="140" w:type="dxa"/>
+            </w:tcMar>
+          </w:tcPr>
+          <w:p>
+            <w:pPr>
+              <w:jc w:val="center"/>
+            </w:pPr>
+            <w:r/>
+            <w:r>
+              <w:rPr>
+                <w:rFonts w:ascii="맑은 고딕" w:hAnsi="맑은 고딕" w:eastAsia="맑은 고딕"/>
+                <w:b/>
+                <w:color w:val="FFFFFF"/>
+                <w:sz w:val="19"/>
+              </w:rPr>
+              <w:t>과업 코드</w:t>
+            </w:r>
+          </w:p>
+        </w:tc>
+        <w:tc>
+          <w:tcPr>
+            <w:tcW w:type="dxa" w:w="1958"/>
+            <w:shd w:fill="1B365D"/>
+            <w:tcMar>
+              <w:top w:w="110" w:type="dxa"/>
+              <w:bottom w:w="110" w:type="dxa"/>
+              <w:left w:w="140" w:type="dxa"/>
+              <w:right w:w="140" w:type="dxa"/>
+            </w:tcMar>
+          </w:tcPr>
+          <w:p>
+            <w:pPr>
+              <w:jc w:val="center"/>
+            </w:pPr>
+            <w:r/>
+            <w:r>
+              <w:rPr>
+                <w:rFonts w:ascii="맑은 고딕" w:hAnsi="맑은 고딕" w:eastAsia="맑은 고딕"/>
+                <w:b/>
+                <w:color w:val="FFFFFF"/>
+                <w:sz w:val="19"/>
+              </w:rPr>
+              <w:t>세부 하도급 과업 내역</w:t>
+            </w:r>
+          </w:p>
+        </w:tc>
+        <w:tc>
+          <w:tcPr>
+            <w:tcW w:type="dxa" w:w="1958"/>
+            <w:shd w:fill="1B365D"/>
+            <w:tcMar>
+              <w:top w:w="110" w:type="dxa"/>
+              <w:bottom w:w="110" w:type="dxa"/>
+              <w:left w:w="140" w:type="dxa"/>
+              <w:right w:w="140" w:type="dxa"/>
+            </w:tcMar>
+          </w:tcPr>
+          <w:p>
+            <w:pPr>
+              <w:jc w:val="center"/>
+            </w:pPr>
+            <w:r/>
+            <w:r>
+              <w:rPr>
+                <w:rFonts w:ascii="맑은 고딕" w:hAnsi="맑은 고딕" w:eastAsia="맑은 고딕"/>
+                <w:b/>
+                <w:color w:val="FFFFFF"/>
+                <w:sz w:val="19"/>
+              </w:rPr>
+              <w:t>투입 인력</w:t>
+            </w:r>
+          </w:p>
+        </w:tc>
+        <w:tc>
+          <w:tcPr>
+            <w:tcW w:type="dxa" w:w="1958"/>
+            <w:shd w:fill="1B365D"/>
+            <w:tcMar>
+              <w:top w:w="110" w:type="dxa"/>
+              <w:bottom w:w="110" w:type="dxa"/>
+              <w:left w:w="140" w:type="dxa"/>
+              <w:right w:w="140" w:type="dxa"/>
+            </w:tcMar>
+          </w:tcPr>
+          <w:p>
+            <w:pPr>
+              <w:jc w:val="center"/>
+            </w:pPr>
+            <w:r/>
+            <w:r>
+              <w:rPr>
+                <w:rFonts w:ascii="맑은 고딕" w:hAnsi="맑은 고딕" w:eastAsia="맑은 고딕"/>
+                <w:b/>
+                <w:color w:val="FFFFFF"/>
+                <w:sz w:val="19"/>
+              </w:rPr>
+              <w:t>투입 기간</w:t>
+            </w:r>
+          </w:p>
+        </w:tc>
+        <w:tc>
+          <w:tcPr>
+            <w:tcW w:type="dxa" w:w="1958"/>
+            <w:shd w:fill="1B365D"/>
+            <w:tcMar>
+              <w:top w:w="110" w:type="dxa"/>
+              <w:bottom w:w="110" w:type="dxa"/>
+              <w:left w:w="140" w:type="dxa"/>
+              <w:right w:w="140" w:type="dxa"/>
+            </w:tcMar>
+          </w:tcPr>
+          <w:p>
+            <w:pPr>
+              <w:jc w:val="center"/>
+            </w:pPr>
+            <w:r/>
+            <w:r>
+              <w:rPr>
+                <w:rFonts w:ascii="맑은 고딕" w:hAnsi="맑은 고딕" w:eastAsia="맑은 고딕"/>
+                <w:b/>
+                <w:color w:val="FFFFFF"/>
+                <w:sz w:val="19"/>
+              </w:rPr>
+              <w:t>배정 금액 (VAT 포함)</w:t>
             </w:r>
           </w:p>
         </w:tc>
@@ -290,45 +541,487 @@
       <w:tr>
         <w:tc>
           <w:tcPr>
-            <w:tcW w:type="dxa" w:w="4680"/>
+            <w:tcW w:type="dxa" w:w="1958"/>
+            <w:shd w:fill="FFFFFF"/>
             <w:tcMar>
-              <w:top w:w="100" w:type="dxa"/>
-              <w:bottom w:w="100" w:type="dxa"/>
-              <w:left w:w="130" w:type="dxa"/>
-              <w:right w:w="130" w:type="dxa"/>
+              <w:top w:w="90" w:type="dxa"/>
+              <w:bottom w:w="90" w:type="dxa"/>
+              <w:left w:w="140" w:type="dxa"/>
+              <w:right w:w="140" w:type="dxa"/>
             </w:tcMar>
-            <w:shd w:fill="F8FAFC"/>
           </w:tcPr>
           <w:p>
+            <w:r/>
             <w:r>
               <w:rPr>
-                <w:rFonts w:ascii="Malgun Gothic" w:hAnsi="Malgun Gothic"/>
-                <w:color w:val="334155"/>
-                <w:sz w:val="18"/>
+                <w:rFonts w:ascii="맑은 고딕" w:hAnsi="맑은 고딕" w:eastAsia="맑은 고딕"/>
+                <w:b w:val="0"/>
+                <w:color w:val="1E293B"/>
+                <w:sz w:val="19"/>
               </w:rPr>
-              <w:t>하도급 예정 금액</w:t>
+              <w:t>SUB-IF-01</w:t>
             </w:r>
           </w:p>
         </w:tc>
         <w:tc>
           <w:tcPr>
-            <w:tcW w:type="dxa" w:w="4680"/>
+            <w:tcW w:type="dxa" w:w="1958"/>
+            <w:shd w:fill="FFFFFF"/>
             <w:tcMar>
-              <w:top w:w="100" w:type="dxa"/>
-              <w:bottom w:w="100" w:type="dxa"/>
-              <w:left w:w="130" w:type="dxa"/>
-              <w:right w:w="130" w:type="dxa"/>
+              <w:top w:w="90" w:type="dxa"/>
+              <w:bottom w:w="90" w:type="dxa"/>
+              <w:left w:w="140" w:type="dxa"/>
+              <w:right w:w="140" w:type="dxa"/>
             </w:tcMar>
-            <w:shd w:fill="F8FAFC"/>
           </w:tcPr>
           <w:p>
+            <w:r/>
             <w:r>
               <w:rPr>
-                <w:rFonts w:ascii="Malgun Gothic" w:hAnsi="Malgun Gothic"/>
-                <w:color w:val="334155"/>
-                <w:sz w:val="18"/>
+                <w:rFonts w:ascii="맑은 고딕" w:hAnsi="맑은 고딕" w:eastAsia="맑은 고딕"/>
+                <w:b w:val="0"/>
+                <w:color w:val="1E293B"/>
+                <w:sz w:val="19"/>
               </w:rPr>
-              <w:t>일금 [           ] 원 (원도급 대비 [  ]%, 50% 이내 준수)</w:t>
+              <w:t>HB-SSO OAuth 2.0 / OIDC 통합인증 연계 어댑터 개발</w:t>
+            </w:r>
+          </w:p>
+        </w:tc>
+        <w:tc>
+          <w:tcPr>
+            <w:tcW w:type="dxa" w:w="1958"/>
+            <w:shd w:fill="FFFFFF"/>
+            <w:tcMar>
+              <w:top w:w="90" w:type="dxa"/>
+              <w:bottom w:w="90" w:type="dxa"/>
+              <w:left w:w="140" w:type="dxa"/>
+              <w:right w:w="140" w:type="dxa"/>
+            </w:tcMar>
+          </w:tcPr>
+          <w:p>
+            <w:r/>
+            <w:r>
+              <w:rPr>
+                <w:rFonts w:ascii="맑은 고딕" w:hAnsi="맑은 고딕" w:eastAsia="맑은 고딕"/>
+                <w:b w:val="0"/>
+                <w:color w:val="1E293B"/>
+                <w:sz w:val="19"/>
+              </w:rPr>
+              <w:t>고급 1명</w:t>
+            </w:r>
+          </w:p>
+        </w:tc>
+        <w:tc>
+          <w:tcPr>
+            <w:tcW w:type="dxa" w:w="1958"/>
+            <w:shd w:fill="FFFFFF"/>
+            <w:tcMar>
+              <w:top w:w="90" w:type="dxa"/>
+              <w:bottom w:w="90" w:type="dxa"/>
+              <w:left w:w="140" w:type="dxa"/>
+              <w:right w:w="140" w:type="dxa"/>
+            </w:tcMar>
+          </w:tcPr>
+          <w:p>
+            <w:r/>
+            <w:r>
+              <w:rPr>
+                <w:rFonts w:ascii="맑은 고딕" w:hAnsi="맑은 고딕" w:eastAsia="맑은 고딕"/>
+                <w:b w:val="0"/>
+                <w:color w:val="1E293B"/>
+                <w:sz w:val="19"/>
+              </w:rPr>
+              <w:t>2026.05 ~ 2026.06</w:t>
+            </w:r>
+          </w:p>
+        </w:tc>
+        <w:tc>
+          <w:tcPr>
+            <w:tcW w:type="dxa" w:w="1958"/>
+            <w:shd w:fill="FFFFFF"/>
+            <w:tcMar>
+              <w:top w:w="90" w:type="dxa"/>
+              <w:bottom w:w="90" w:type="dxa"/>
+              <w:left w:w="140" w:type="dxa"/>
+              <w:right w:w="140" w:type="dxa"/>
+            </w:tcMar>
+          </w:tcPr>
+          <w:p>
+            <w:r/>
+            <w:r>
+              <w:rPr>
+                <w:rFonts w:ascii="맑은 고딕" w:hAnsi="맑은 고딕" w:eastAsia="맑은 고딕"/>
+                <w:b w:val="0"/>
+                <w:color w:val="1E293B"/>
+                <w:sz w:val="19"/>
+              </w:rPr>
+              <w:t>₩15,000,000</w:t>
+            </w:r>
+          </w:p>
+        </w:tc>
+      </w:tr>
+      <w:tr>
+        <w:tc>
+          <w:tcPr>
+            <w:tcW w:type="dxa" w:w="1958"/>
+            <w:shd w:fill="F8FAFC"/>
+            <w:tcMar>
+              <w:top w:w="90" w:type="dxa"/>
+              <w:bottom w:w="90" w:type="dxa"/>
+              <w:left w:w="140" w:type="dxa"/>
+              <w:right w:w="140" w:type="dxa"/>
+            </w:tcMar>
+          </w:tcPr>
+          <w:p>
+            <w:r/>
+            <w:r>
+              <w:rPr>
+                <w:rFonts w:ascii="맑은 고딕" w:hAnsi="맑은 고딕" w:eastAsia="맑은 고딕"/>
+                <w:b w:val="0"/>
+                <w:color w:val="1E293B"/>
+                <w:sz w:val="19"/>
+              </w:rPr>
+              <w:t>SUB-IF-02</w:t>
+            </w:r>
+          </w:p>
+        </w:tc>
+        <w:tc>
+          <w:tcPr>
+            <w:tcW w:type="dxa" w:w="1958"/>
+            <w:shd w:fill="F8FAFC"/>
+            <w:tcMar>
+              <w:top w:w="90" w:type="dxa"/>
+              <w:bottom w:w="90" w:type="dxa"/>
+              <w:left w:w="140" w:type="dxa"/>
+              <w:right w:w="140" w:type="dxa"/>
+            </w:tcMar>
+          </w:tcPr>
+          <w:p>
+            <w:r/>
+            <w:r>
+              <w:rPr>
+                <w:rFonts w:ascii="맑은 고딕" w:hAnsi="맑은 고딕" w:eastAsia="맑은 고딕"/>
+                <w:b w:val="0"/>
+                <w:color w:val="1E293B"/>
+                <w:sz w:val="19"/>
+              </w:rPr>
+              <w:t>MarketingHub 심의 요청·결과 Webhook 양방향 API 연계</w:t>
+            </w:r>
+          </w:p>
+        </w:tc>
+        <w:tc>
+          <w:tcPr>
+            <w:tcW w:type="dxa" w:w="1958"/>
+            <w:shd w:fill="F8FAFC"/>
+            <w:tcMar>
+              <w:top w:w="90" w:type="dxa"/>
+              <w:bottom w:w="90" w:type="dxa"/>
+              <w:left w:w="140" w:type="dxa"/>
+              <w:right w:w="140" w:type="dxa"/>
+            </w:tcMar>
+          </w:tcPr>
+          <w:p>
+            <w:r/>
+            <w:r>
+              <w:rPr>
+                <w:rFonts w:ascii="맑은 고딕" w:hAnsi="맑은 고딕" w:eastAsia="맑은 고딕"/>
+                <w:b w:val="0"/>
+                <w:color w:val="1E293B"/>
+                <w:sz w:val="19"/>
+              </w:rPr>
+              <w:t>고급 1명</w:t>
+            </w:r>
+          </w:p>
+        </w:tc>
+        <w:tc>
+          <w:tcPr>
+            <w:tcW w:type="dxa" w:w="1958"/>
+            <w:shd w:fill="F8FAFC"/>
+            <w:tcMar>
+              <w:top w:w="90" w:type="dxa"/>
+              <w:bottom w:w="90" w:type="dxa"/>
+              <w:left w:w="140" w:type="dxa"/>
+              <w:right w:w="140" w:type="dxa"/>
+            </w:tcMar>
+          </w:tcPr>
+          <w:p>
+            <w:r/>
+            <w:r>
+              <w:rPr>
+                <w:rFonts w:ascii="맑은 고딕" w:hAnsi="맑은 고딕" w:eastAsia="맑은 고딕"/>
+                <w:b w:val="0"/>
+                <w:color w:val="1E293B"/>
+                <w:sz w:val="19"/>
+              </w:rPr>
+              <w:t>2026.06 ~ 2026.08</w:t>
+            </w:r>
+          </w:p>
+        </w:tc>
+        <w:tc>
+          <w:tcPr>
+            <w:tcW w:type="dxa" w:w="1958"/>
+            <w:shd w:fill="F8FAFC"/>
+            <w:tcMar>
+              <w:top w:w="90" w:type="dxa"/>
+              <w:bottom w:w="90" w:type="dxa"/>
+              <w:left w:w="140" w:type="dxa"/>
+              <w:right w:w="140" w:type="dxa"/>
+            </w:tcMar>
+          </w:tcPr>
+          <w:p>
+            <w:r/>
+            <w:r>
+              <w:rPr>
+                <w:rFonts w:ascii="맑은 고딕" w:hAnsi="맑은 고딕" w:eastAsia="맑은 고딕"/>
+                <w:b w:val="0"/>
+                <w:color w:val="1E293B"/>
+                <w:sz w:val="19"/>
+              </w:rPr>
+              <w:t>₩25,000,000</w:t>
+            </w:r>
+          </w:p>
+        </w:tc>
+      </w:tr>
+      <w:tr>
+        <w:tc>
+          <w:tcPr>
+            <w:tcW w:type="dxa" w:w="1958"/>
+            <w:shd w:fill="FFFFFF"/>
+            <w:tcMar>
+              <w:top w:w="90" w:type="dxa"/>
+              <w:bottom w:w="90" w:type="dxa"/>
+              <w:left w:w="140" w:type="dxa"/>
+              <w:right w:w="140" w:type="dxa"/>
+            </w:tcMar>
+          </w:tcPr>
+          <w:p>
+            <w:r/>
+            <w:r>
+              <w:rPr>
+                <w:rFonts w:ascii="맑은 고딕" w:hAnsi="맑은 고딕" w:eastAsia="맑은 고딕"/>
+                <w:b w:val="0"/>
+                <w:color w:val="1E293B"/>
+                <w:sz w:val="19"/>
+              </w:rPr>
+              <w:t>SUB-IF-03</w:t>
+            </w:r>
+          </w:p>
+        </w:tc>
+        <w:tc>
+          <w:tcPr>
+            <w:tcW w:type="dxa" w:w="1958"/>
+            <w:shd w:fill="FFFFFF"/>
+            <w:tcMar>
+              <w:top w:w="90" w:type="dxa"/>
+              <w:bottom w:w="90" w:type="dxa"/>
+              <w:left w:w="140" w:type="dxa"/>
+              <w:right w:w="140" w:type="dxa"/>
+            </w:tcMar>
+          </w:tcPr>
+          <w:p>
+            <w:r/>
+            <w:r>
+              <w:rPr>
+                <w:rFonts w:ascii="맑은 고딕" w:hAnsi="맑은 고딕" w:eastAsia="맑은 고딕"/>
+                <w:b w:val="0"/>
+                <w:color w:val="1E293B"/>
+                <w:sz w:val="19"/>
+              </w:rPr>
+              <w:t>ProductLab 전성분 마스터 읽기전용 뷰 연동 및 02:00 일배치</w:t>
+            </w:r>
+          </w:p>
+        </w:tc>
+        <w:tc>
+          <w:tcPr>
+            <w:tcW w:type="dxa" w:w="1958"/>
+            <w:shd w:fill="FFFFFF"/>
+            <w:tcMar>
+              <w:top w:w="90" w:type="dxa"/>
+              <w:bottom w:w="90" w:type="dxa"/>
+              <w:left w:w="140" w:type="dxa"/>
+              <w:right w:w="140" w:type="dxa"/>
+            </w:tcMar>
+          </w:tcPr>
+          <w:p>
+            <w:r/>
+            <w:r>
+              <w:rPr>
+                <w:rFonts w:ascii="맑은 고딕" w:hAnsi="맑은 고딕" w:eastAsia="맑은 고딕"/>
+                <w:b w:val="0"/>
+                <w:color w:val="1E293B"/>
+                <w:sz w:val="19"/>
+              </w:rPr>
+              <w:t>중급 1명</w:t>
+            </w:r>
+          </w:p>
+        </w:tc>
+        <w:tc>
+          <w:tcPr>
+            <w:tcW w:type="dxa" w:w="1958"/>
+            <w:shd w:fill="FFFFFF"/>
+            <w:tcMar>
+              <w:top w:w="90" w:type="dxa"/>
+              <w:bottom w:w="90" w:type="dxa"/>
+              <w:left w:w="140" w:type="dxa"/>
+              <w:right w:w="140" w:type="dxa"/>
+            </w:tcMar>
+          </w:tcPr>
+          <w:p>
+            <w:r/>
+            <w:r>
+              <w:rPr>
+                <w:rFonts w:ascii="맑은 고딕" w:hAnsi="맑은 고딕" w:eastAsia="맑은 고딕"/>
+                <w:b w:val="0"/>
+                <w:color w:val="1E293B"/>
+                <w:sz w:val="19"/>
+              </w:rPr>
+              <w:t>2026.07 ~ 2026.09</w:t>
+            </w:r>
+          </w:p>
+        </w:tc>
+        <w:tc>
+          <w:tcPr>
+            <w:tcW w:type="dxa" w:w="1958"/>
+            <w:shd w:fill="FFFFFF"/>
+            <w:tcMar>
+              <w:top w:w="90" w:type="dxa"/>
+              <w:bottom w:w="90" w:type="dxa"/>
+              <w:left w:w="140" w:type="dxa"/>
+              <w:right w:w="140" w:type="dxa"/>
+            </w:tcMar>
+          </w:tcPr>
+          <w:p>
+            <w:r/>
+            <w:r>
+              <w:rPr>
+                <w:rFonts w:ascii="맑은 고딕" w:hAnsi="맑은 고딕" w:eastAsia="맑은 고딕"/>
+                <w:b w:val="0"/>
+                <w:color w:val="1E293B"/>
+                <w:sz w:val="19"/>
+              </w:rPr>
+              <w:t>₩20,000,000</w:t>
+            </w:r>
+          </w:p>
+        </w:tc>
+      </w:tr>
+      <w:tr>
+        <w:tc>
+          <w:tcPr>
+            <w:tcW w:type="dxa" w:w="1958"/>
+            <w:shd w:fill="F8FAFC"/>
+            <w:tcMar>
+              <w:top w:w="90" w:type="dxa"/>
+              <w:bottom w:w="90" w:type="dxa"/>
+              <w:left w:w="140" w:type="dxa"/>
+              <w:right w:w="140" w:type="dxa"/>
+            </w:tcMar>
+          </w:tcPr>
+          <w:p>
+            <w:r/>
+            <w:r>
+              <w:rPr>
+                <w:rFonts w:ascii="맑은 고딕" w:hAnsi="맑은 고딕" w:eastAsia="맑은 고딕"/>
+                <w:b/>
+                <w:color w:val="1E293B"/>
+                <w:sz w:val="19"/>
+              </w:rPr>
+              <w:t>합계</w:t>
+            </w:r>
+          </w:p>
+        </w:tc>
+        <w:tc>
+          <w:tcPr>
+            <w:tcW w:type="dxa" w:w="1958"/>
+            <w:shd w:fill="F8FAFC"/>
+            <w:tcMar>
+              <w:top w:w="90" w:type="dxa"/>
+              <w:bottom w:w="90" w:type="dxa"/>
+              <w:left w:w="140" w:type="dxa"/>
+              <w:right w:w="140" w:type="dxa"/>
+            </w:tcMar>
+          </w:tcPr>
+          <w:p>
+            <w:r/>
+            <w:r>
+              <w:rPr>
+                <w:rFonts w:ascii="맑은 고딕" w:hAnsi="맑은 고딕" w:eastAsia="맑은 고딕"/>
+                <w:b/>
+                <w:color w:val="1E293B"/>
+                <w:sz w:val="19"/>
+              </w:rPr>
+              <w:t>총 3개 연계 인터페이스 모듈 및 단위·통합 테스트 완수</w:t>
+            </w:r>
+          </w:p>
+        </w:tc>
+        <w:tc>
+          <w:tcPr>
+            <w:tcW w:type="dxa" w:w="1958"/>
+            <w:shd w:fill="F8FAFC"/>
+            <w:tcMar>
+              <w:top w:w="90" w:type="dxa"/>
+              <w:bottom w:w="90" w:type="dxa"/>
+              <w:left w:w="140" w:type="dxa"/>
+              <w:right w:w="140" w:type="dxa"/>
+            </w:tcMar>
+          </w:tcPr>
+          <w:p>
+            <w:r/>
+            <w:r>
+              <w:rPr>
+                <w:rFonts w:ascii="맑은 고딕" w:hAnsi="맑은 고딕" w:eastAsia="맑은 고딕"/>
+                <w:b/>
+                <w:color w:val="1E293B"/>
+                <w:sz w:val="19"/>
+              </w:rPr>
+              <w:t>연 4.5 M/M</w:t>
+            </w:r>
+          </w:p>
+        </w:tc>
+        <w:tc>
+          <w:tcPr>
+            <w:tcW w:type="dxa" w:w="1958"/>
+            <w:shd w:fill="F8FAFC"/>
+            <w:tcMar>
+              <w:top w:w="90" w:type="dxa"/>
+              <w:bottom w:w="90" w:type="dxa"/>
+              <w:left w:w="140" w:type="dxa"/>
+              <w:right w:w="140" w:type="dxa"/>
+            </w:tcMar>
+          </w:tcPr>
+          <w:p>
+            <w:r/>
+            <w:r>
+              <w:rPr>
+                <w:rFonts w:ascii="맑은 고딕" w:hAnsi="맑은 고딕" w:eastAsia="맑은 고딕"/>
+                <w:b/>
+                <w:color w:val="1E293B"/>
+                <w:sz w:val="19"/>
+              </w:rPr>
+              <w:t>4개월</w:t>
+            </w:r>
+          </w:p>
+        </w:tc>
+        <w:tc>
+          <w:tcPr>
+            <w:tcW w:type="dxa" w:w="1958"/>
+            <w:shd w:fill="F8FAFC"/>
+            <w:tcMar>
+              <w:top w:w="90" w:type="dxa"/>
+              <w:bottom w:w="90" w:type="dxa"/>
+              <w:left w:w="140" w:type="dxa"/>
+              <w:right w:w="140" w:type="dxa"/>
+            </w:tcMar>
+          </w:tcPr>
+          <w:p>
+            <w:r/>
+            <w:r>
+              <w:rPr>
+                <w:rFonts w:ascii="맑은 고딕" w:hAnsi="맑은 고딕" w:eastAsia="맑은 고딕"/>
+                <w:b/>
+                <w:color w:val="1E293B"/>
+                <w:sz w:val="19"/>
+              </w:rPr>
+              <w:t>₩60,000,000</w:t>
             </w:r>
           </w:p>
         </w:tc>
@@ -336,132 +1029,166 @@
     </w:tbl>
     <w:p/>
     <w:p>
-      <w:pPr>
-        <w:spacing w:before="160" w:after="80"/>
-      </w:pPr>
       <w:r>
         <w:rPr>
-          <w:rFonts w:ascii="Malgun Gothic" w:hAnsi="Malgun Gothic"/>
+          <w:rFonts w:ascii="맑은 고딕" w:hAnsi="맑은 고딕" w:eastAsia="맑은 고딕"/>
           <w:b/>
-          <w:color w:val="2563EB"/>
-          <w:sz w:val="26"/>
+          <w:color w:val="1B365D"/>
+          <w:sz w:val="25"/>
         </w:rPr>
-        <w:t>2. 원도급자 관리 방안 및 재하도급 금지 확약</w:t>
+        <w:t>3. 재하도급 전면 금지 및 원도급자 품질 통제 확약</w:t>
+      </w:r>
+    </w:p>
+    <w:p>
+      <w:r>
+        <w:rPr>
+          <w:rFonts w:ascii="맑은 고딕" w:hAnsi="맑은 고딕" w:eastAsia="맑은 고딕"/>
+          <w:b w:val="0"/>
+          <w:color w:val="1E293B"/>
+          <w:sz w:val="20"/>
+        </w:rPr>
+        <w:t>1. 당사는 하수급인(㈜데이터브릿지)이 도급받은 과업의 전부 또는 일부를 제3자에게 다시 하도급(재하청)하는 행위를 전면 금지하며, Git 커밋 계정 및 출입 기록을 일일 대조하여 직접 수행 여부를 감독합니다.</w:t>
+      </w:r>
+    </w:p>
+    <w:p>
+      <w:r>
+        <w:rPr>
+          <w:rFonts w:ascii="맑은 고딕" w:hAnsi="맑은 고딕" w:eastAsia="맑은 고딕"/>
+          <w:b w:val="0"/>
+          <w:color w:val="1E293B"/>
+          <w:sz w:val="20"/>
+        </w:rPr>
+        <w:t>2. 하수급인이 작성하는 모든 코드는 당사의 아키텍트 코드 리뷰 및 시큐어코딩 49개 약점 진단을 통과해야만 본 브랜치에 병합됩니다.</w:t>
       </w:r>
     </w:p>
     <w:p>
       <w:pPr>
-        <w:spacing w:line="312" w:lineRule="auto" w:after="60"/>
+        <w:jc w:val="right"/>
       </w:pPr>
       <w:r>
         <w:rPr>
-          <w:rFonts w:ascii="Malgun Gothic" w:hAnsi="Malgun Gothic"/>
-          <w:color w:val="334155"/>
-          <w:sz w:val="20"/>
+          <w:rFonts w:ascii="맑은 고딕" w:hAnsi="맑은 고딕" w:eastAsia="맑은 고딕"/>
+          <w:b/>
+          <w:color w:val="0F172A"/>
+          <w:sz w:val="21"/>
         </w:rPr>
-        <w:t>1. 당사는 하수급인의 산출물에 대해 당사 코딩 표준(Lombok, Canonical URL)을 동일 적용하고 일일 코드 리뷰를 수행합니다.</w:t>
+        <w:t>확정 및 서명일자: 2026년 05월 07일</w:t>
       </w:r>
     </w:p>
-    <w:p>
-      <w:pPr>
-        <w:spacing w:line="312" w:lineRule="auto" w:after="60"/>
-      </w:pPr>
-      <w:r>
-        <w:rPr>
-          <w:rFonts w:ascii="Malgun Gothic" w:hAnsi="Malgun Gothic"/>
-          <w:color w:val="334155"/>
-          <w:sz w:val="20"/>
-        </w:rPr>
-        <w:t>2. 본 하도급 과업은 제3자에게 재하도급(재하청)할 수 없음을 엄격히 확약합니다.</w:t>
-      </w:r>
-    </w:p>
-    <w:p>
-      <w:pPr>
-        <w:jc w:val="center"/>
-      </w:pPr>
-      <w:r>
-        <w:rPr>
-          <w:rFonts w:ascii="Malgun Gothic" w:hAnsi="Malgun Gothic"/>
-          <w:b/>
-          <w:sz w:val="21"/>
-        </w:rPr>
-        <w:t>합의 및 확인일자: 202  년     월     일</w:t>
-      </w:r>
-    </w:p>
-    <w:p/>
     <w:tbl>
       <w:tblPr>
+        <w:tblStyle w:val="TableGrid"/>
         <w:tblW w:type="auto" w:w="0"/>
         <w:jc w:val="center"/>
         <w:tblLook w:firstColumn="1" w:firstRow="1" w:lastColumn="0" w:lastRow="0" w:noHBand="0" w:noVBand="1" w:val="04A0"/>
       </w:tblPr>
       <w:tblGrid>
-        <w:gridCol w:w="3120"/>
-        <w:gridCol w:w="3120"/>
-        <w:gridCol w:w="3120"/>
+        <w:gridCol w:w="2448"/>
+        <w:gridCol w:w="2448"/>
+        <w:gridCol w:w="2448"/>
+        <w:gridCol w:w="2448"/>
       </w:tblGrid>
       <w:tr>
         <w:tc>
           <w:tcPr>
-            <w:tcW w:type="dxa" w:w="3120"/>
-            <w:shd w:fill="334155"/>
+            <w:tcW w:type="dxa" w:w="2448"/>
+            <w:shd w:fill="1B365D"/>
             <w:tcMar>
-              <w:top w:w="90" w:type="dxa"/>
-              <w:bottom w:w="90" w:type="dxa"/>
-              <w:left w:w="110" w:type="dxa"/>
-              <w:right w:w="110" w:type="dxa"/>
+              <w:top w:w="110" w:type="dxa"/>
+              <w:bottom w:w="110" w:type="dxa"/>
+              <w:left w:w="140" w:type="dxa"/>
+              <w:right w:w="140" w:type="dxa"/>
             </w:tcMar>
           </w:tcPr>
           <w:p>
+            <w:pPr>
+              <w:jc w:val="center"/>
+            </w:pPr>
+            <w:r/>
             <w:r>
               <w:rPr>
-                <w:rFonts w:ascii="Malgun Gothic" w:hAnsi="Malgun Gothic"/>
+                <w:rFonts w:ascii="맑은 고딕" w:hAnsi="맑은 고딕" w:eastAsia="맑은 고딕"/>
                 <w:b/>
                 <w:color w:val="FFFFFF"/>
                 <w:sz w:val="19"/>
               </w:rPr>
-              <w:t>구 분</w:t>
+              <w:t>구분</w:t>
             </w:r>
           </w:p>
         </w:tc>
         <w:tc>
           <w:tcPr>
-            <w:tcW w:type="dxa" w:w="3120"/>
-            <w:shd w:fill="334155"/>
+            <w:tcW w:type="dxa" w:w="2448"/>
+            <w:shd w:fill="1B365D"/>
             <w:tcMar>
-              <w:top w:w="90" w:type="dxa"/>
-              <w:bottom w:w="90" w:type="dxa"/>
-              <w:left w:w="110" w:type="dxa"/>
-              <w:right w:w="110" w:type="dxa"/>
+              <w:top w:w="110" w:type="dxa"/>
+              <w:bottom w:w="110" w:type="dxa"/>
+              <w:left w:w="140" w:type="dxa"/>
+              <w:right w:w="140" w:type="dxa"/>
             </w:tcMar>
           </w:tcPr>
           <w:p>
+            <w:pPr>
+              <w:jc w:val="center"/>
+            </w:pPr>
+            <w:r/>
             <w:r>
               <w:rPr>
-                <w:rFonts w:ascii="Malgun Gothic" w:hAnsi="Malgun Gothic"/>
+                <w:rFonts w:ascii="맑은 고딕" w:hAnsi="맑은 고딕" w:eastAsia="맑은 고딕"/>
                 <w:b/>
                 <w:color w:val="FFFFFF"/>
                 <w:sz w:val="19"/>
               </w:rPr>
-              <w:t>소속 / 직급 / 성명</w:t>
+              <w:t>소속 기관 및 부서</w:t>
             </w:r>
           </w:p>
         </w:tc>
         <w:tc>
           <w:tcPr>
-            <w:tcW w:type="dxa" w:w="3120"/>
-            <w:shd w:fill="334155"/>
+            <w:tcW w:type="dxa" w:w="2448"/>
+            <w:shd w:fill="1B365D"/>
             <w:tcMar>
-              <w:top w:w="90" w:type="dxa"/>
-              <w:bottom w:w="90" w:type="dxa"/>
-              <w:left w:w="110" w:type="dxa"/>
-              <w:right w:w="110" w:type="dxa"/>
+              <w:top w:w="110" w:type="dxa"/>
+              <w:bottom w:w="110" w:type="dxa"/>
+              <w:left w:w="140" w:type="dxa"/>
+              <w:right w:w="140" w:type="dxa"/>
             </w:tcMar>
           </w:tcPr>
           <w:p>
+            <w:pPr>
+              <w:jc w:val="center"/>
+            </w:pPr>
+            <w:r/>
             <w:r>
               <w:rPr>
-                <w:rFonts w:ascii="Malgun Gothic" w:hAnsi="Malgun Gothic"/>
+                <w:rFonts w:ascii="맑은 고딕" w:hAnsi="맑은 고딕" w:eastAsia="맑은 고딕"/>
+                <w:b/>
+                <w:color w:val="FFFFFF"/>
+                <w:sz w:val="19"/>
+              </w:rPr>
+              <w:t>직급 / 성명</w:t>
+            </w:r>
+          </w:p>
+        </w:tc>
+        <w:tc>
+          <w:tcPr>
+            <w:tcW w:type="dxa" w:w="2448"/>
+            <w:shd w:fill="1B365D"/>
+            <w:tcMar>
+              <w:top w:w="110" w:type="dxa"/>
+              <w:bottom w:w="110" w:type="dxa"/>
+              <w:left w:w="140" w:type="dxa"/>
+              <w:right w:w="140" w:type="dxa"/>
+            </w:tcMar>
+          </w:tcPr>
+          <w:p>
+            <w:pPr>
+              <w:jc w:val="center"/>
+            </w:pPr>
+            <w:r/>
+            <w:r>
+              <w:rPr>
+                <w:rFonts w:ascii="맑은 고딕" w:hAnsi="맑은 고딕" w:eastAsia="맑은 고딕"/>
                 <w:b/>
                 <w:color w:val="FFFFFF"/>
                 <w:sz w:val="19"/>
@@ -474,19 +1201,23 @@
       <w:tr>
         <w:tc>
           <w:tcPr>
-            <w:tcW w:type="dxa" w:w="3120"/>
+            <w:tcW w:type="dxa" w:w="2448"/>
+            <w:shd w:fill="FFFFFF"/>
             <w:tcMar>
-              <w:top w:w="100" w:type="dxa"/>
-              <w:bottom w:w="100" w:type="dxa"/>
-              <w:left w:w="110" w:type="dxa"/>
-              <w:right w:w="110" w:type="dxa"/>
+              <w:top w:w="90" w:type="dxa"/>
+              <w:bottom w:w="90" w:type="dxa"/>
+              <w:left w:w="140" w:type="dxa"/>
+              <w:right w:w="140" w:type="dxa"/>
             </w:tcMar>
           </w:tcPr>
           <w:p>
+            <w:r/>
             <w:r>
               <w:rPr>
-                <w:rFonts w:ascii="Malgun Gothic" w:hAnsi="Malgun Gothic"/>
-                <w:sz w:val="18"/>
+                <w:rFonts w:ascii="맑은 고딕" w:hAnsi="맑은 고딕" w:eastAsia="맑은 고딕"/>
+                <w:b w:val="0"/>
+                <w:color w:val="1E293B"/>
+                <w:sz w:val="19"/>
               </w:rPr>
               <w:t>신청인 (원도급자)</w:t>
             </w:r>
@@ -494,41 +1225,73 @@
         </w:tc>
         <w:tc>
           <w:tcPr>
-            <w:tcW w:type="dxa" w:w="3120"/>
+            <w:tcW w:type="dxa" w:w="2448"/>
+            <w:shd w:fill="FFFFFF"/>
             <w:tcMar>
-              <w:top w:w="100" w:type="dxa"/>
-              <w:bottom w:w="100" w:type="dxa"/>
-              <w:left w:w="110" w:type="dxa"/>
-              <w:right w:w="110" w:type="dxa"/>
+              <w:top w:w="90" w:type="dxa"/>
+              <w:bottom w:w="90" w:type="dxa"/>
+              <w:left w:w="140" w:type="dxa"/>
+              <w:right w:w="140" w:type="dxa"/>
             </w:tcMar>
           </w:tcPr>
           <w:p>
+            <w:r/>
             <w:r>
               <w:rPr>
-                <w:rFonts w:ascii="Malgun Gothic" w:hAnsi="Malgun Gothic"/>
-                <w:sz w:val="18"/>
+                <w:rFonts w:ascii="맑은 고딕" w:hAnsi="맑은 고딕" w:eastAsia="맑은 고딕"/>
+                <w:b w:val="0"/>
+                <w:color w:val="1E293B"/>
+                <w:sz w:val="19"/>
               </w:rPr>
-              <w:t>주식회사 엠파시 대표이사 [           ]</w:t>
+              <w:t>주식회사 엠파시 대표이사</w:t>
             </w:r>
           </w:p>
         </w:tc>
         <w:tc>
           <w:tcPr>
-            <w:tcW w:type="dxa" w:w="3120"/>
+            <w:tcW w:type="dxa" w:w="2448"/>
+            <w:shd w:fill="FFFFFF"/>
             <w:tcMar>
-              <w:top w:w="100" w:type="dxa"/>
-              <w:bottom w:w="100" w:type="dxa"/>
-              <w:left w:w="110" w:type="dxa"/>
-              <w:right w:w="110" w:type="dxa"/>
+              <w:top w:w="90" w:type="dxa"/>
+              <w:bottom w:w="90" w:type="dxa"/>
+              <w:left w:w="140" w:type="dxa"/>
+              <w:right w:w="140" w:type="dxa"/>
             </w:tcMar>
           </w:tcPr>
           <w:p>
+            <w:r/>
             <w:r>
               <w:rPr>
-                <w:rFonts w:ascii="Malgun Gothic" w:hAnsi="Malgun Gothic"/>
-                <w:sz w:val="18"/>
+                <w:rFonts w:ascii="맑은 고딕" w:hAnsi="맑은 고딕" w:eastAsia="맑은 고딕"/>
+                <w:b w:val="0"/>
+                <w:color w:val="1E293B"/>
+                <w:sz w:val="19"/>
               </w:rPr>
-              <w:t>(서명 또는 인)</w:t>
+              <w:t>대표이사 김 창 석</w:t>
+            </w:r>
+          </w:p>
+        </w:tc>
+        <w:tc>
+          <w:tcPr>
+            <w:tcW w:type="dxa" w:w="2448"/>
+            <w:shd w:fill="FFFFFF"/>
+            <w:tcMar>
+              <w:top w:w="90" w:type="dxa"/>
+              <w:bottom w:w="90" w:type="dxa"/>
+              <w:left w:w="140" w:type="dxa"/>
+              <w:right w:w="140" w:type="dxa"/>
+            </w:tcMar>
+          </w:tcPr>
+          <w:p>
+            <w:r/>
+            <w:r>
+              <w:rPr>
+                <w:rFonts w:ascii="맑은 고딕" w:hAnsi="맑은 고딕" w:eastAsia="맑은 고딕"/>
+                <w:b w:val="0"/>
+                <w:color w:val="1E293B"/>
+                <w:sz w:val="19"/>
+              </w:rPr>
+              <w:t>(직인 날인)</w:t>
             </w:r>
           </w:p>
         </w:tc>
@@ -536,19 +1299,121 @@
       <w:tr>
         <w:tc>
           <w:tcPr>
-            <w:tcW w:type="dxa" w:w="3120"/>
+            <w:tcW w:type="dxa" w:w="2448"/>
+            <w:shd w:fill="F8FAFC"/>
             <w:tcMar>
-              <w:top w:w="100" w:type="dxa"/>
-              <w:bottom w:w="100" w:type="dxa"/>
-              <w:left w:w="110" w:type="dxa"/>
-              <w:right w:w="110" w:type="dxa"/>
+              <w:top w:w="90" w:type="dxa"/>
+              <w:bottom w:w="90" w:type="dxa"/>
+              <w:left w:w="140" w:type="dxa"/>
+              <w:right w:w="140" w:type="dxa"/>
             </w:tcMar>
           </w:tcPr>
           <w:p>
+            <w:r/>
             <w:r>
               <w:rPr>
-                <w:rFonts w:ascii="Malgun Gothic" w:hAnsi="Malgun Gothic"/>
-                <w:sz w:val="18"/>
+                <w:rFonts w:ascii="맑은 고딕" w:hAnsi="맑은 고딕" w:eastAsia="맑은 고딕"/>
+                <w:b w:val="0"/>
+                <w:color w:val="1E293B"/>
+                <w:sz w:val="19"/>
+              </w:rPr>
+              <w:t>하수급인 확인</w:t>
+            </w:r>
+          </w:p>
+        </w:tc>
+        <w:tc>
+          <w:tcPr>
+            <w:tcW w:type="dxa" w:w="2448"/>
+            <w:shd w:fill="F8FAFC"/>
+            <w:tcMar>
+              <w:top w:w="90" w:type="dxa"/>
+              <w:bottom w:w="90" w:type="dxa"/>
+              <w:left w:w="140" w:type="dxa"/>
+              <w:right w:w="140" w:type="dxa"/>
+            </w:tcMar>
+          </w:tcPr>
+          <w:p>
+            <w:r/>
+            <w:r>
+              <w:rPr>
+                <w:rFonts w:ascii="맑은 고딕" w:hAnsi="맑은 고딕" w:eastAsia="맑은 고딕"/>
+                <w:b w:val="0"/>
+                <w:color w:val="1E293B"/>
+                <w:sz w:val="19"/>
+              </w:rPr>
+              <w:t>주식회사 데이터브릿지 대표이사</w:t>
+            </w:r>
+          </w:p>
+        </w:tc>
+        <w:tc>
+          <w:tcPr>
+            <w:tcW w:type="dxa" w:w="2448"/>
+            <w:shd w:fill="F8FAFC"/>
+            <w:tcMar>
+              <w:top w:w="90" w:type="dxa"/>
+              <w:bottom w:w="90" w:type="dxa"/>
+              <w:left w:w="140" w:type="dxa"/>
+              <w:right w:w="140" w:type="dxa"/>
+            </w:tcMar>
+          </w:tcPr>
+          <w:p>
+            <w:r/>
+            <w:r>
+              <w:rPr>
+                <w:rFonts w:ascii="맑은 고딕" w:hAnsi="맑은 고딕" w:eastAsia="맑은 고딕"/>
+                <w:b w:val="0"/>
+                <w:color w:val="1E293B"/>
+                <w:sz w:val="19"/>
+              </w:rPr>
+              <w:t>대표이사 백 승 호</w:t>
+            </w:r>
+          </w:p>
+        </w:tc>
+        <w:tc>
+          <w:tcPr>
+            <w:tcW w:type="dxa" w:w="2448"/>
+            <w:shd w:fill="F8FAFC"/>
+            <w:tcMar>
+              <w:top w:w="90" w:type="dxa"/>
+              <w:bottom w:w="90" w:type="dxa"/>
+              <w:left w:w="140" w:type="dxa"/>
+              <w:right w:w="140" w:type="dxa"/>
+            </w:tcMar>
+          </w:tcPr>
+          <w:p>
+            <w:r/>
+            <w:r>
+              <w:rPr>
+                <w:rFonts w:ascii="맑은 고딕" w:hAnsi="맑은 고딕" w:eastAsia="맑은 고딕"/>
+                <w:b w:val="0"/>
+                <w:color w:val="1E293B"/>
+                <w:sz w:val="19"/>
+              </w:rPr>
+              <w:t>(직인 날인)</w:t>
+            </w:r>
+          </w:p>
+        </w:tc>
+      </w:tr>
+      <w:tr>
+        <w:tc>
+          <w:tcPr>
+            <w:tcW w:type="dxa" w:w="2448"/>
+            <w:shd w:fill="FFFFFF"/>
+            <w:tcMar>
+              <w:top w:w="90" w:type="dxa"/>
+              <w:bottom w:w="90" w:type="dxa"/>
+              <w:left w:w="140" w:type="dxa"/>
+              <w:right w:w="140" w:type="dxa"/>
+            </w:tcMar>
+          </w:tcPr>
+          <w:p>
+            <w:r/>
+            <w:r>
+              <w:rPr>
+                <w:rFonts w:ascii="맑은 고딕" w:hAnsi="맑은 고딕" w:eastAsia="맑은 고딕"/>
+                <w:b w:val="0"/>
+                <w:color w:val="1E293B"/>
+                <w:sz w:val="19"/>
               </w:rPr>
               <w:t>승인권자 (발주처)</w:t>
             </w:r>
@@ -556,41 +1421,73 @@
         </w:tc>
         <w:tc>
           <w:tcPr>
-            <w:tcW w:type="dxa" w:w="3120"/>
+            <w:tcW w:type="dxa" w:w="2448"/>
+            <w:shd w:fill="FFFFFF"/>
             <w:tcMar>
-              <w:top w:w="100" w:type="dxa"/>
-              <w:bottom w:w="100" w:type="dxa"/>
-              <w:left w:w="110" w:type="dxa"/>
-              <w:right w:w="110" w:type="dxa"/>
+              <w:top w:w="90" w:type="dxa"/>
+              <w:bottom w:w="90" w:type="dxa"/>
+              <w:left w:w="140" w:type="dxa"/>
+              <w:right w:w="140" w:type="dxa"/>
             </w:tcMar>
           </w:tcPr>
           <w:p>
+            <w:r/>
             <w:r>
               <w:rPr>
-                <w:rFonts w:ascii="Malgun Gothic" w:hAnsi="Malgun Gothic"/>
-                <w:sz w:val="18"/>
+                <w:rFonts w:ascii="맑은 고딕" w:hAnsi="맑은 고딕" w:eastAsia="맑은 고딕"/>
+                <w:b w:val="0"/>
+                <w:color w:val="1E293B"/>
+                <w:sz w:val="19"/>
               </w:rPr>
-              <w:t>[고객사명] 사업총괄부서장 [           ]</w:t>
+              <w:t>주식회사 한빛글로벌 디지털혁신본부</w:t>
             </w:r>
           </w:p>
         </w:tc>
         <w:tc>
           <w:tcPr>
-            <w:tcW w:type="dxa" w:w="3120"/>
+            <w:tcW w:type="dxa" w:w="2448"/>
+            <w:shd w:fill="FFFFFF"/>
             <w:tcMar>
-              <w:top w:w="100" w:type="dxa"/>
-              <w:bottom w:w="100" w:type="dxa"/>
-              <w:left w:w="110" w:type="dxa"/>
-              <w:right w:w="110" w:type="dxa"/>
+              <w:top w:w="90" w:type="dxa"/>
+              <w:bottom w:w="90" w:type="dxa"/>
+              <w:left w:w="140" w:type="dxa"/>
+              <w:right w:w="140" w:type="dxa"/>
             </w:tcMar>
           </w:tcPr>
           <w:p>
+            <w:r/>
             <w:r>
               <w:rPr>
-                <w:rFonts w:ascii="Malgun Gothic" w:hAnsi="Malgun Gothic"/>
-                <w:sz w:val="18"/>
+                <w:rFonts w:ascii="맑은 고딕" w:hAnsi="맑은 고딕" w:eastAsia="맑은 고딕"/>
+                <w:b w:val="0"/>
+                <w:color w:val="1E293B"/>
+                <w:sz w:val="19"/>
               </w:rPr>
-              <w:t>(서명 또는 인)</w:t>
+              <w:t>팀장 윤 서 연</w:t>
+            </w:r>
+          </w:p>
+        </w:tc>
+        <w:tc>
+          <w:tcPr>
+            <w:tcW w:type="dxa" w:w="2448"/>
+            <w:shd w:fill="FFFFFF"/>
+            <w:tcMar>
+              <w:top w:w="90" w:type="dxa"/>
+              <w:bottom w:w="90" w:type="dxa"/>
+              <w:left w:w="140" w:type="dxa"/>
+              <w:right w:w="140" w:type="dxa"/>
+            </w:tcMar>
+          </w:tcPr>
+          <w:p>
+            <w:r/>
+            <w:r>
+              <w:rPr>
+                <w:rFonts w:ascii="맑은 고딕" w:hAnsi="맑은 고딕" w:eastAsia="맑은 고딕"/>
+                <w:b w:val="0"/>
+                <w:color w:val="1E293B"/>
+                <w:sz w:val="19"/>
+              </w:rPr>
+              <w:t>(사전승인 완료)</w:t>
             </w:r>
           </w:p>
         </w:tc>
@@ -599,7 +1496,7 @@
     <w:p/>
     <w:sectPr>
       <w:pgSz w:w="12240" w:h="15840"/>
-      <w:pgMar w:top="1440" w:right="1440" w:bottom="1440" w:left="1440" w:header="720" w:footer="720" w:gutter="0"/>
+      <w:pgMar w:top="1152" w:right="1224" w:bottom="1152" w:left="1224" w:header="720" w:footer="720" w:gutter="0"/>
       <w:cols w:space="720"/>
       <w:docGrid w:linePitch="360"/>
     </w:sectPr>

--- a/templates/office/Phase1_하도급사전승인_신청서.docx
+++ b/templates/office/Phase1_하도급사전승인_신청서.docx
@@ -10,7 +10,7 @@
           <w:color w:val="2563EB"/>
           <w:sz w:val="17"/>
         </w:rPr>
-        <w:t>[엠파시 엔터프라이즈 표준 사업관리 서식] 문서번호: EMP-DOC-P1-04-SUB | 사업명: 한빛글로벌 SyncGuard AI 시스템 구축</w:t>
+        <w:t>[엠파시 엔터프라이즈 표준 사업관리 서식] 문서번호: EMP-DOC-P1-04-SUB | 사업명: 한빛글로벌 SyncFlow AI 시스템 구축</w:t>
       </w:r>
     </w:p>
     <w:p>
@@ -147,7 +147,7 @@
                 <w:color w:val="1E293B"/>
                 <w:sz w:val="19"/>
               </w:rPr>
-              <w:t>SyncGuard AI — 엔터프라이즈 AI 콘텐츠·규제 심의 자동화 시스템 구축 사업</w:t>
+              <w:t>SyncFlow AI — 엔터프라이즈 AI 콘텐츠·규제 검증 자동화 시스템 구축 사업</w:t>
             </w:r>
           </w:p>
         </w:tc>
@@ -297,7 +297,7 @@
                 <w:color w:val="1E293B"/>
                 <w:sz w:val="19"/>
               </w:rPr>
-              <w:t>한빛글로벌 기간계(ProductLab·MarketingHub·HB-SSO) 연계 어댑터 및 일배치 동기화 모듈 개발</w:t>
+              <w:t>한빛글로벌 기간계(PLM-Nexus·SRM-Portal·HB-SSO) 연계 어댑터 및 일배치 동기화 모듈 개발</w:t>
             </w:r>
           </w:p>
         </w:tc>
@@ -373,7 +373,7 @@
           <w:color w:val="1E293B"/>
           <w:sz w:val="20"/>
         </w:rPr>
-        <w:t>하수급 예정 업체인 주식회사 데이터브릿지는 한빛글로벌 사내 기간계 시스템(프로덕트랩 및 마케팅허브)의 레거시 스키마 및 인터페이스 구축 경험을 보유한 데이터 연계 전문 기업으로, 기간계 일배치 동기화 및 SSO 연동 품질을 조기에 확보하기 위하여 전문 영역을 분할 도급하고자 합니다.</w:t>
+        <w:t>하수급 예정 업체인 주식회사 데이터브릿지는 한빛글로벌 사내 기간계 시스템(피엘엠넥서스 및 전자구매포털)의 레거시 스키마 및 인터페이스 구축 경험을 보유한 데이터 연계 전문 기업으로, 기간계 일배치 동기화 및 SSO 연동 품질을 조기에 확보하기 위하여 전문 영역을 분할 도급하고자 합니다.</w:t>
       </w:r>
     </w:p>
     <w:p>
@@ -705,7 +705,7 @@
                 <w:color w:val="1E293B"/>
                 <w:sz w:val="19"/>
               </w:rPr>
-              <w:t>MarketingHub 심의 요청·결과 Webhook 양방향 API 연계</w:t>
+              <w:t>SRM-Portal 검증 요청·결과 Webhook 양방향 API 연계</w:t>
             </w:r>
           </w:p>
         </w:tc>
@@ -827,7 +827,7 @@
                 <w:color w:val="1E293B"/>
                 <w:sz w:val="19"/>
               </w:rPr>
-              <w:t>ProductLab 전성분 마스터 읽기전용 뷰 연동 및 02:00 일배치</w:t>
+              <w:t>PLM-Nexus 자재BOM 마스터 읽기전용 뷰 연동 및 02:00 일배치</w:t>
             </w:r>
           </w:p>
         </w:tc>
